--- a/BridgeU-SRSV.0.9.docx
+++ b/BridgeU-SRSV.0.9.docx
@@ -9658,6 +9658,7 @@
                 <w:sz w:val="24"/>
                 <w:lang w:eastAsia="zh-CN"/>
               </w:rPr>
+              <w:lastRenderedPageBreak/>
               <w:t>Alternative Flow</w:t>
             </w:r>
           </w:p>
@@ -10074,6 +10075,7 @@
                 <w:sz w:val="24"/>
                 <w:lang w:eastAsia="zh-CN"/>
               </w:rPr>
+              <w:lastRenderedPageBreak/>
               <w:t>Note</w:t>
             </w:r>
           </w:p>
@@ -12220,6 +12222,7 @@
                 <w:sz w:val="24"/>
                 <w:lang w:eastAsia="zh-CN"/>
               </w:rPr>
+              <w:lastRenderedPageBreak/>
               <w:t>3</w:t>
             </w:r>
             <w:r>
@@ -14025,6 +14028,7 @@
                 <w:color w:val="000000"/>
                 <w:sz w:val="24"/>
               </w:rPr>
+              <w:lastRenderedPageBreak/>
               <w:t>Note</w:t>
             </w:r>
           </w:p>
@@ -15425,6 +15429,7 @@
                 <w:color w:val="000000"/>
                 <w:sz w:val="24"/>
               </w:rPr>
+              <w:lastRenderedPageBreak/>
               <w:t>Normal Flows</w:t>
             </w:r>
           </w:p>
@@ -16688,6 +16693,7 @@
                 <w:sz w:val="24"/>
                 <w:lang w:eastAsia="zh-CN"/>
               </w:rPr>
+              <w:lastRenderedPageBreak/>
               <w:t>filter parameters, etc.) to maintain context</w:t>
             </w:r>
           </w:p>
@@ -18240,6 +18246,7 @@
                 <w:color w:val="000000"/>
                 <w:sz w:val="24"/>
               </w:rPr>
+              <w:lastRenderedPageBreak/>
               <w:t>Note</w:t>
             </w:r>
           </w:p>
@@ -19766,6 +19773,7 @@
                 <w:color w:val="000000"/>
                 <w:sz w:val="24"/>
               </w:rPr>
+              <w:lastRenderedPageBreak/>
               <w:t>Normal Flows</w:t>
             </w:r>
           </w:p>
@@ -20843,6 +20851,7 @@
                 <w:color w:val="000000"/>
                 <w:sz w:val="24"/>
               </w:rPr>
+              <w:lastRenderedPageBreak/>
               <w:t>Alternative Flow</w:t>
             </w:r>
           </w:p>
@@ -22066,6 +22075,7 @@
                 <w:color w:val="000000"/>
                 <w:sz w:val="24"/>
               </w:rPr>
+              <w:lastRenderedPageBreak/>
               <w:t>Note</w:t>
             </w:r>
           </w:p>
@@ -24051,6 +24061,7 @@
                 <w:sz w:val="24"/>
                 <w:lang w:eastAsia="zh-CN"/>
               </w:rPr>
+              <w:lastRenderedPageBreak/>
               <w:t>2. System displays the filter panel with empty (optional) fields and shows the current news list (unfiltered), with pagination controls when multiple pages exist.</w:t>
             </w:r>
           </w:p>
@@ -25243,6 +25254,7 @@
                 <w:color w:val="000000"/>
                 <w:sz w:val="24"/>
               </w:rPr>
+              <w:lastRenderedPageBreak/>
               <w:t>Note</w:t>
             </w:r>
           </w:p>
@@ -26928,6 +26940,7 @@
                 <w:sz w:val="24"/>
                 <w:lang w:eastAsia="zh-CN"/>
               </w:rPr>
+              <w:lastRenderedPageBreak/>
               <w:t>pagination controls when multiple pages exist.</w:t>
             </w:r>
           </w:p>
@@ -29398,22 +29411,23 @@
       <w:pPr>
         <w:spacing w:before="100" w:beforeAutospacing="1" w:after="0" w:line="240" w:lineRule="auto"/>
         <w:rPr>
+          <w:rFonts w:ascii="Times New Roman" w:hAnsi="Times New Roman" w:cs="Times New Roman"/>
+          <w:color w:val="1F1F1F"/>
+          <w:sz w:val="24"/>
+          <w:szCs w:val="24"/>
+          <w:lang w:eastAsia="zh-CN"/>
+        </w:rPr>
+      </w:pPr>
+    </w:p>
+    <w:p>
+      <w:pPr>
+        <w:spacing w:after="120" w:line="240" w:lineRule="auto"/>
+        <w:rPr>
           <w:rFonts w:ascii="Times New Roman" w:hAnsi="Times New Roman" w:cs="Times New Roman" w:hint="eastAsia"/>
           <w:color w:val="1F1F1F"/>
           <w:sz w:val="24"/>
           <w:szCs w:val="24"/>
           <w:lang w:eastAsia="zh-CN"/>
-        </w:rPr>
-      </w:pPr>
-    </w:p>
-    <w:p>
-      <w:pPr>
-        <w:spacing w:after="120" w:line="240" w:lineRule="auto"/>
-        <w:rPr>
-          <w:rFonts w:ascii="Times New Roman" w:eastAsia="Times New Roman" w:hAnsi="Times New Roman" w:cs="Times New Roman"/>
-          <w:color w:val="1F1F1F"/>
-          <w:sz w:val="24"/>
-          <w:szCs w:val="24"/>
         </w:rPr>
       </w:pPr>
       <w:r>
@@ -29427,20 +29441,6 @@
           <v:rect id="_x0000_i1031" style="width:0;height:1.5pt" o:hralign="center" o:hrstd="t" o:hrnoshade="t" o:hr="t" fillcolor="gray" stroked="f"/>
         </w:pict>
       </w:r>
-    </w:p>
-    <w:p>
-      <w:pPr>
-        <w:rPr>
-          <w:rFonts w:hint="eastAsia"/>
-        </w:rPr>
-      </w:pPr>
-    </w:p>
-    <w:p>
-      <w:pPr>
-        <w:rPr>
-          <w:rFonts w:hint="eastAsia"/>
-        </w:rPr>
-      </w:pPr>
     </w:p>
     <w:sectPr>
       <w:pgSz w:w="12240" w:h="15840"/>
